--- a/deliverables/inland_transport_2026-10/example_T1_T2/docx/T1_WHSOP_003_A07.docx
+++ b/deliverables/inland_transport_2026-10/example_T1_T2/docx/T1_WHSOP_003_A07.docx
@@ -109,7 +109,7 @@
           <w:color w:val="000000"/>
           <w:sz w:val="22"/>
         </w:rPr>
-        <w:t>ПРИМЕР / СИМУЛАЦИЈА — пополнето со податоците што ги имаме и со пресметките од листот за калкулација; не е запис. Мерењата, потписите, броевите на пломби и логери и податоците што се дознаваат на денот се оставени празни.</w:t>
+        <w:t>ПРИМЕР / СИМУЛАЦИЈА — не е запис. Сите внесени податоци се во загради: сино — од нашите записи или пресметани; виолетово — пример, да се потврди; портокалово — се внесува на денот.</w:t>
       </w:r>
       <w:r>
         <w:rPr>
@@ -129,7 +129,7 @@
           <w:color w:val="595959"/>
           <w:sz w:val="16"/>
         </w:rPr>
-        <w:t>EXAMPLE / SIMULATION — filled with the data we hold and the calculations on the calculation sheet; not a record. Measurements, signatures, seal and logger numbers and data known only on the day are left blank.</w:t>
+        <w:t>EXAMPLE / SIMULATION — not a record. Every entry is in brackets: blue — from our records or calculated; purple — example, to be confirmed; orange — entered on the day.</w:t>
       </w:r>
     </w:p>
     <w:p>
@@ -256,10 +256,10 @@
                 <w:rFonts w:ascii="Calibri" w:hAnsi="Calibri"/>
                 <w:b w:val="0"/>
                 <w:i w:val="0"/>
-                <w:color w:val="000000"/>
+                <w:color w:val="0B5CAD"/>
                 <w:sz w:val="20"/>
               </w:rPr>
-              <w:t>TR-20261020-001</w:t>
+              <w:t xml:space="preserve">[TR-20261020-001]</w:t>
             </w:r>
           </w:p>
         </w:tc>
@@ -325,10 +325,10 @@
                 <w:rFonts w:ascii="Calibri" w:hAnsi="Calibri"/>
                 <w:b w:val="0"/>
                 <w:i w:val="0"/>
-                <w:color w:val="000000"/>
+                <w:color w:val="7030A0"/>
                 <w:sz w:val="20"/>
               </w:rPr>
-              <w:t>20.10.2026</w:t>
+              <w:t xml:space="preserve">[20.10.2026]</w:t>
             </w:r>
           </w:p>
         </w:tc>
@@ -422,10 +422,10 @@
                 <w:rFonts w:ascii="Calibri" w:hAnsi="Calibri"/>
                 <w:b w:val="0"/>
                 <w:i w:val="0"/>
-                <w:color w:val="000000"/>
+                <w:color w:val="0B5CAD"/>
                 <w:sz w:val="20"/>
               </w:rPr>
-              <w:t>L01</w:t>
+              <w:t xml:space="preserve">[L01]</w:t>
             </w:r>
           </w:p>
         </w:tc>
@@ -486,6 +486,16 @@
               <w:jc w:val="center"/>
             </w:pPr>
             <w:r/>
+            <w:r>
+              <w:rPr>
+                <w:rFonts w:ascii="Calibri" w:hAnsi="Calibri"/>
+                <w:b w:val="0"/>
+                <w:i w:val="0"/>
+                <w:color w:val="C55A11"/>
+                <w:sz w:val="20"/>
+              </w:rPr>
+              <w:t xml:space="preserve">[ ]</w:t>
+            </w:r>
           </w:p>
         </w:tc>
       </w:tr>
@@ -569,6 +579,16 @@
               <w:jc w:val="center"/>
             </w:pPr>
             <w:r/>
+            <w:r>
+              <w:rPr>
+                <w:rFonts w:ascii="Calibri" w:hAnsi="Calibri"/>
+                <w:b w:val="0"/>
+                <w:i w:val="0"/>
+                <w:color w:val="C55A11"/>
+                <w:sz w:val="20"/>
+              </w:rPr>
+              <w:t xml:space="preserve">[ ]</w:t>
+            </w:r>
           </w:p>
         </w:tc>
       </w:tr>
@@ -974,6 +994,16 @@
               <w:jc w:val="center"/>
             </w:pPr>
             <w:r/>
+            <w:r>
+              <w:rPr>
+                <w:rFonts w:ascii="Calibri" w:hAnsi="Calibri"/>
+                <w:b w:val="0"/>
+                <w:i w:val="0"/>
+                <w:color w:val="C55A11"/>
+                <w:sz w:val="18"/>
+              </w:rPr>
+              <w:t xml:space="preserve">[ ]</w:t>
+            </w:r>
           </w:p>
         </w:tc>
         <w:tc>
@@ -988,6 +1018,16 @@
               <w:jc w:val="center"/>
             </w:pPr>
             <w:r/>
+            <w:r>
+              <w:rPr>
+                <w:rFonts w:ascii="Calibri" w:hAnsi="Calibri"/>
+                <w:b w:val="0"/>
+                <w:i w:val="0"/>
+                <w:color w:val="C55A11"/>
+                <w:sz w:val="18"/>
+              </w:rPr>
+              <w:t xml:space="preserve">[ ]</w:t>
+            </w:r>
           </w:p>
         </w:tc>
         <w:tc>
@@ -1002,6 +1042,16 @@
               <w:jc w:val="center"/>
             </w:pPr>
             <w:r/>
+            <w:r>
+              <w:rPr>
+                <w:rFonts w:ascii="Calibri" w:hAnsi="Calibri"/>
+                <w:b w:val="0"/>
+                <w:i w:val="0"/>
+                <w:color w:val="C55A11"/>
+                <w:sz w:val="18"/>
+              </w:rPr>
+              <w:t xml:space="preserve">[ ]</w:t>
+            </w:r>
           </w:p>
         </w:tc>
         <w:tc>
@@ -1016,6 +1066,16 @@
               <w:jc w:val="center"/>
             </w:pPr>
             <w:r/>
+            <w:r>
+              <w:rPr>
+                <w:rFonts w:ascii="Calibri" w:hAnsi="Calibri"/>
+                <w:b w:val="0"/>
+                <w:i w:val="0"/>
+                <w:color w:val="C55A11"/>
+                <w:sz w:val="18"/>
+              </w:rPr>
+              <w:t xml:space="preserve">[ ]</w:t>
+            </w:r>
           </w:p>
         </w:tc>
       </w:tr>
@@ -1106,6 +1166,16 @@
               <w:jc w:val="center"/>
             </w:pPr>
             <w:r/>
+            <w:r>
+              <w:rPr>
+                <w:rFonts w:ascii="Calibri" w:hAnsi="Calibri"/>
+                <w:b w:val="0"/>
+                <w:i w:val="0"/>
+                <w:color w:val="C55A11"/>
+                <w:sz w:val="18"/>
+              </w:rPr>
+              <w:t xml:space="preserve">[ ]</w:t>
+            </w:r>
           </w:p>
         </w:tc>
         <w:tc>
@@ -1121,6 +1191,16 @@
               <w:jc w:val="center"/>
             </w:pPr>
             <w:r/>
+            <w:r>
+              <w:rPr>
+                <w:rFonts w:ascii="Calibri" w:hAnsi="Calibri"/>
+                <w:b w:val="0"/>
+                <w:i w:val="0"/>
+                <w:color w:val="C55A11"/>
+                <w:sz w:val="18"/>
+              </w:rPr>
+              <w:t xml:space="preserve">[ ]</w:t>
+            </w:r>
           </w:p>
         </w:tc>
         <w:tc>
@@ -1136,6 +1216,16 @@
               <w:jc w:val="center"/>
             </w:pPr>
             <w:r/>
+            <w:r>
+              <w:rPr>
+                <w:rFonts w:ascii="Calibri" w:hAnsi="Calibri"/>
+                <w:b w:val="0"/>
+                <w:i w:val="0"/>
+                <w:color w:val="C55A11"/>
+                <w:sz w:val="18"/>
+              </w:rPr>
+              <w:t xml:space="preserve">[ ]</w:t>
+            </w:r>
           </w:p>
         </w:tc>
         <w:tc>
@@ -1151,6 +1241,16 @@
               <w:jc w:val="center"/>
             </w:pPr>
             <w:r/>
+            <w:r>
+              <w:rPr>
+                <w:rFonts w:ascii="Calibri" w:hAnsi="Calibri"/>
+                <w:b w:val="0"/>
+                <w:i w:val="0"/>
+                <w:color w:val="C55A11"/>
+                <w:sz w:val="18"/>
+              </w:rPr>
+              <w:t xml:space="preserve">[ ]</w:t>
+            </w:r>
           </w:p>
         </w:tc>
       </w:tr>
@@ -1236,6 +1336,16 @@
               <w:jc w:val="center"/>
             </w:pPr>
             <w:r/>
+            <w:r>
+              <w:rPr>
+                <w:rFonts w:ascii="Calibri" w:hAnsi="Calibri"/>
+                <w:b w:val="0"/>
+                <w:i w:val="0"/>
+                <w:color w:val="C55A11"/>
+                <w:sz w:val="18"/>
+              </w:rPr>
+              <w:t xml:space="preserve">[ ]</w:t>
+            </w:r>
           </w:p>
         </w:tc>
         <w:tc>
@@ -1249,6 +1359,16 @@
               <w:jc w:val="center"/>
             </w:pPr>
             <w:r/>
+            <w:r>
+              <w:rPr>
+                <w:rFonts w:ascii="Calibri" w:hAnsi="Calibri"/>
+                <w:b w:val="0"/>
+                <w:i w:val="0"/>
+                <w:color w:val="C55A11"/>
+                <w:sz w:val="18"/>
+              </w:rPr>
+              <w:t xml:space="preserve">[ ]</w:t>
+            </w:r>
           </w:p>
         </w:tc>
         <w:tc>
@@ -1262,6 +1382,16 @@
               <w:jc w:val="center"/>
             </w:pPr>
             <w:r/>
+            <w:r>
+              <w:rPr>
+                <w:rFonts w:ascii="Calibri" w:hAnsi="Calibri"/>
+                <w:b w:val="0"/>
+                <w:i w:val="0"/>
+                <w:color w:val="C55A11"/>
+                <w:sz w:val="18"/>
+              </w:rPr>
+              <w:t xml:space="preserve">[ ]</w:t>
+            </w:r>
           </w:p>
         </w:tc>
         <w:tc>
@@ -1275,6 +1405,16 @@
               <w:jc w:val="center"/>
             </w:pPr>
             <w:r/>
+            <w:r>
+              <w:rPr>
+                <w:rFonts w:ascii="Calibri" w:hAnsi="Calibri"/>
+                <w:b w:val="0"/>
+                <w:i w:val="0"/>
+                <w:color w:val="C55A11"/>
+                <w:sz w:val="18"/>
+              </w:rPr>
+              <w:t xml:space="preserve">[ ]</w:t>
+            </w:r>
           </w:p>
         </w:tc>
       </w:tr>
@@ -1362,6 +1502,16 @@
               <w:jc w:val="center"/>
             </w:pPr>
             <w:r/>
+            <w:r>
+              <w:rPr>
+                <w:rFonts w:ascii="Calibri" w:hAnsi="Calibri"/>
+                <w:b w:val="0"/>
+                <w:i w:val="0"/>
+                <w:color w:val="C55A11"/>
+                <w:sz w:val="18"/>
+              </w:rPr>
+              <w:t xml:space="preserve">[ ]</w:t>
+            </w:r>
           </w:p>
         </w:tc>
         <w:tc>
@@ -1376,6 +1526,16 @@
               <w:jc w:val="center"/>
             </w:pPr>
             <w:r/>
+            <w:r>
+              <w:rPr>
+                <w:rFonts w:ascii="Calibri" w:hAnsi="Calibri"/>
+                <w:b w:val="0"/>
+                <w:i w:val="0"/>
+                <w:color w:val="C55A11"/>
+                <w:sz w:val="18"/>
+              </w:rPr>
+              <w:t xml:space="preserve">[ ]</w:t>
+            </w:r>
           </w:p>
         </w:tc>
         <w:tc>
@@ -1390,6 +1550,16 @@
               <w:jc w:val="center"/>
             </w:pPr>
             <w:r/>
+            <w:r>
+              <w:rPr>
+                <w:rFonts w:ascii="Calibri" w:hAnsi="Calibri"/>
+                <w:b w:val="0"/>
+                <w:i w:val="0"/>
+                <w:color w:val="C55A11"/>
+                <w:sz w:val="18"/>
+              </w:rPr>
+              <w:t xml:space="preserve">[ ]</w:t>
+            </w:r>
           </w:p>
         </w:tc>
         <w:tc>
@@ -1404,6 +1574,16 @@
               <w:jc w:val="center"/>
             </w:pPr>
             <w:r/>
+            <w:r>
+              <w:rPr>
+                <w:rFonts w:ascii="Calibri" w:hAnsi="Calibri"/>
+                <w:b w:val="0"/>
+                <w:i w:val="0"/>
+                <w:color w:val="C55A11"/>
+                <w:sz w:val="18"/>
+              </w:rPr>
+              <w:t xml:space="preserve">[ ]</w:t>
+            </w:r>
           </w:p>
         </w:tc>
       </w:tr>
@@ -1489,6 +1669,16 @@
               <w:jc w:val="center"/>
             </w:pPr>
             <w:r/>
+            <w:r>
+              <w:rPr>
+                <w:rFonts w:ascii="Calibri" w:hAnsi="Calibri"/>
+                <w:b w:val="0"/>
+                <w:i w:val="0"/>
+                <w:color w:val="C55A11"/>
+                <w:sz w:val="18"/>
+              </w:rPr>
+              <w:t xml:space="preserve">[ ]</w:t>
+            </w:r>
           </w:p>
         </w:tc>
         <w:tc>
@@ -1502,6 +1692,16 @@
               <w:jc w:val="center"/>
             </w:pPr>
             <w:r/>
+            <w:r>
+              <w:rPr>
+                <w:rFonts w:ascii="Calibri" w:hAnsi="Calibri"/>
+                <w:b w:val="0"/>
+                <w:i w:val="0"/>
+                <w:color w:val="C55A11"/>
+                <w:sz w:val="18"/>
+              </w:rPr>
+              <w:t xml:space="preserve">[ ]</w:t>
+            </w:r>
           </w:p>
         </w:tc>
         <w:tc>
@@ -1515,6 +1715,16 @@
               <w:jc w:val="center"/>
             </w:pPr>
             <w:r/>
+            <w:r>
+              <w:rPr>
+                <w:rFonts w:ascii="Calibri" w:hAnsi="Calibri"/>
+                <w:b w:val="0"/>
+                <w:i w:val="0"/>
+                <w:color w:val="C55A11"/>
+                <w:sz w:val="18"/>
+              </w:rPr>
+              <w:t xml:space="preserve">[ ]</w:t>
+            </w:r>
           </w:p>
         </w:tc>
         <w:tc>
@@ -1528,6 +1738,16 @@
               <w:jc w:val="center"/>
             </w:pPr>
             <w:r/>
+            <w:r>
+              <w:rPr>
+                <w:rFonts w:ascii="Calibri" w:hAnsi="Calibri"/>
+                <w:b w:val="0"/>
+                <w:i w:val="0"/>
+                <w:color w:val="C55A11"/>
+                <w:sz w:val="18"/>
+              </w:rPr>
+              <w:t xml:space="preserve">[ ]</w:t>
+            </w:r>
           </w:p>
         </w:tc>
       </w:tr>
@@ -1615,6 +1835,16 @@
               <w:jc w:val="center"/>
             </w:pPr>
             <w:r/>
+            <w:r>
+              <w:rPr>
+                <w:rFonts w:ascii="Calibri" w:hAnsi="Calibri"/>
+                <w:b w:val="0"/>
+                <w:i w:val="0"/>
+                <w:color w:val="C55A11"/>
+                <w:sz w:val="18"/>
+              </w:rPr>
+              <w:t xml:space="preserve">[ ]</w:t>
+            </w:r>
           </w:p>
         </w:tc>
         <w:tc>
@@ -1629,6 +1859,16 @@
               <w:jc w:val="center"/>
             </w:pPr>
             <w:r/>
+            <w:r>
+              <w:rPr>
+                <w:rFonts w:ascii="Calibri" w:hAnsi="Calibri"/>
+                <w:b w:val="0"/>
+                <w:i w:val="0"/>
+                <w:color w:val="C55A11"/>
+                <w:sz w:val="18"/>
+              </w:rPr>
+              <w:t xml:space="preserve">[ ]</w:t>
+            </w:r>
           </w:p>
         </w:tc>
         <w:tc>
@@ -1643,6 +1883,16 @@
               <w:jc w:val="center"/>
             </w:pPr>
             <w:r/>
+            <w:r>
+              <w:rPr>
+                <w:rFonts w:ascii="Calibri" w:hAnsi="Calibri"/>
+                <w:b w:val="0"/>
+                <w:i w:val="0"/>
+                <w:color w:val="C55A11"/>
+                <w:sz w:val="18"/>
+              </w:rPr>
+              <w:t xml:space="preserve">[ ]</w:t>
+            </w:r>
           </w:p>
         </w:tc>
         <w:tc>
@@ -1657,6 +1907,16 @@
               <w:jc w:val="center"/>
             </w:pPr>
             <w:r/>
+            <w:r>
+              <w:rPr>
+                <w:rFonts w:ascii="Calibri" w:hAnsi="Calibri"/>
+                <w:b w:val="0"/>
+                <w:i w:val="0"/>
+                <w:color w:val="C55A11"/>
+                <w:sz w:val="18"/>
+              </w:rPr>
+              <w:t xml:space="preserve">[ ]</w:t>
+            </w:r>
           </w:p>
         </w:tc>
       </w:tr>
@@ -1742,6 +2002,16 @@
               <w:jc w:val="center"/>
             </w:pPr>
             <w:r/>
+            <w:r>
+              <w:rPr>
+                <w:rFonts w:ascii="Calibri" w:hAnsi="Calibri"/>
+                <w:b w:val="0"/>
+                <w:i w:val="0"/>
+                <w:color w:val="C55A11"/>
+                <w:sz w:val="18"/>
+              </w:rPr>
+              <w:t xml:space="preserve">[ ]</w:t>
+            </w:r>
           </w:p>
         </w:tc>
         <w:tc>
@@ -1755,6 +2025,16 @@
               <w:jc w:val="center"/>
             </w:pPr>
             <w:r/>
+            <w:r>
+              <w:rPr>
+                <w:rFonts w:ascii="Calibri" w:hAnsi="Calibri"/>
+                <w:b w:val="0"/>
+                <w:i w:val="0"/>
+                <w:color w:val="C55A11"/>
+                <w:sz w:val="18"/>
+              </w:rPr>
+              <w:t xml:space="preserve">[ ]</w:t>
+            </w:r>
           </w:p>
         </w:tc>
         <w:tc>
@@ -1768,6 +2048,16 @@
               <w:jc w:val="center"/>
             </w:pPr>
             <w:r/>
+            <w:r>
+              <w:rPr>
+                <w:rFonts w:ascii="Calibri" w:hAnsi="Calibri"/>
+                <w:b w:val="0"/>
+                <w:i w:val="0"/>
+                <w:color w:val="C55A11"/>
+                <w:sz w:val="18"/>
+              </w:rPr>
+              <w:t xml:space="preserve">[ ]</w:t>
+            </w:r>
           </w:p>
         </w:tc>
         <w:tc>
@@ -1781,6 +2071,16 @@
               <w:jc w:val="center"/>
             </w:pPr>
             <w:r/>
+            <w:r>
+              <w:rPr>
+                <w:rFonts w:ascii="Calibri" w:hAnsi="Calibri"/>
+                <w:b w:val="0"/>
+                <w:i w:val="0"/>
+                <w:color w:val="C55A11"/>
+                <w:sz w:val="18"/>
+              </w:rPr>
+              <w:t xml:space="preserve">[ ]</w:t>
+            </w:r>
           </w:p>
         </w:tc>
       </w:tr>
@@ -1868,6 +2168,16 @@
               <w:jc w:val="center"/>
             </w:pPr>
             <w:r/>
+            <w:r>
+              <w:rPr>
+                <w:rFonts w:ascii="Calibri" w:hAnsi="Calibri"/>
+                <w:b w:val="0"/>
+                <w:i w:val="0"/>
+                <w:color w:val="C55A11"/>
+                <w:sz w:val="18"/>
+              </w:rPr>
+              <w:t xml:space="preserve">[ ]</w:t>
+            </w:r>
           </w:p>
         </w:tc>
         <w:tc>
@@ -1882,6 +2192,16 @@
               <w:jc w:val="center"/>
             </w:pPr>
             <w:r/>
+            <w:r>
+              <w:rPr>
+                <w:rFonts w:ascii="Calibri" w:hAnsi="Calibri"/>
+                <w:b w:val="0"/>
+                <w:i w:val="0"/>
+                <w:color w:val="C55A11"/>
+                <w:sz w:val="18"/>
+              </w:rPr>
+              <w:t xml:space="preserve">[ ]</w:t>
+            </w:r>
           </w:p>
         </w:tc>
         <w:tc>
@@ -1896,6 +2216,16 @@
               <w:jc w:val="center"/>
             </w:pPr>
             <w:r/>
+            <w:r>
+              <w:rPr>
+                <w:rFonts w:ascii="Calibri" w:hAnsi="Calibri"/>
+                <w:b w:val="0"/>
+                <w:i w:val="0"/>
+                <w:color w:val="C55A11"/>
+                <w:sz w:val="18"/>
+              </w:rPr>
+              <w:t xml:space="preserve">[ ]</w:t>
+            </w:r>
           </w:p>
         </w:tc>
         <w:tc>
@@ -1910,6 +2240,16 @@
               <w:jc w:val="center"/>
             </w:pPr>
             <w:r/>
+            <w:r>
+              <w:rPr>
+                <w:rFonts w:ascii="Calibri" w:hAnsi="Calibri"/>
+                <w:b w:val="0"/>
+                <w:i w:val="0"/>
+                <w:color w:val="C55A11"/>
+                <w:sz w:val="18"/>
+              </w:rPr>
+              <w:t xml:space="preserve">[ ]</w:t>
+            </w:r>
           </w:p>
         </w:tc>
       </w:tr>
@@ -1995,6 +2335,16 @@
               <w:jc w:val="center"/>
             </w:pPr>
             <w:r/>
+            <w:r>
+              <w:rPr>
+                <w:rFonts w:ascii="Calibri" w:hAnsi="Calibri"/>
+                <w:b w:val="0"/>
+                <w:i w:val="0"/>
+                <w:color w:val="C55A11"/>
+                <w:sz w:val="18"/>
+              </w:rPr>
+              <w:t xml:space="preserve">[ ]</w:t>
+            </w:r>
           </w:p>
         </w:tc>
         <w:tc>
@@ -2008,6 +2358,16 @@
               <w:jc w:val="center"/>
             </w:pPr>
             <w:r/>
+            <w:r>
+              <w:rPr>
+                <w:rFonts w:ascii="Calibri" w:hAnsi="Calibri"/>
+                <w:b w:val="0"/>
+                <w:i w:val="0"/>
+                <w:color w:val="C55A11"/>
+                <w:sz w:val="18"/>
+              </w:rPr>
+              <w:t xml:space="preserve">[ ]</w:t>
+            </w:r>
           </w:p>
         </w:tc>
         <w:tc>
@@ -2021,6 +2381,16 @@
               <w:jc w:val="center"/>
             </w:pPr>
             <w:r/>
+            <w:r>
+              <w:rPr>
+                <w:rFonts w:ascii="Calibri" w:hAnsi="Calibri"/>
+                <w:b w:val="0"/>
+                <w:i w:val="0"/>
+                <w:color w:val="C55A11"/>
+                <w:sz w:val="18"/>
+              </w:rPr>
+              <w:t xml:space="preserve">[ ]</w:t>
+            </w:r>
           </w:p>
         </w:tc>
         <w:tc>
@@ -2034,6 +2404,16 @@
               <w:jc w:val="center"/>
             </w:pPr>
             <w:r/>
+            <w:r>
+              <w:rPr>
+                <w:rFonts w:ascii="Calibri" w:hAnsi="Calibri"/>
+                <w:b w:val="0"/>
+                <w:i w:val="0"/>
+                <w:color w:val="C55A11"/>
+                <w:sz w:val="18"/>
+              </w:rPr>
+              <w:t xml:space="preserve">[ ]</w:t>
+            </w:r>
           </w:p>
         </w:tc>
       </w:tr>
@@ -2121,6 +2501,16 @@
               <w:jc w:val="center"/>
             </w:pPr>
             <w:r/>
+            <w:r>
+              <w:rPr>
+                <w:rFonts w:ascii="Calibri" w:hAnsi="Calibri"/>
+                <w:b w:val="0"/>
+                <w:i w:val="0"/>
+                <w:color w:val="C55A11"/>
+                <w:sz w:val="18"/>
+              </w:rPr>
+              <w:t xml:space="preserve">[ ]</w:t>
+            </w:r>
           </w:p>
         </w:tc>
         <w:tc>
@@ -2135,6 +2525,16 @@
               <w:jc w:val="center"/>
             </w:pPr>
             <w:r/>
+            <w:r>
+              <w:rPr>
+                <w:rFonts w:ascii="Calibri" w:hAnsi="Calibri"/>
+                <w:b w:val="0"/>
+                <w:i w:val="0"/>
+                <w:color w:val="C55A11"/>
+                <w:sz w:val="18"/>
+              </w:rPr>
+              <w:t xml:space="preserve">[ ]</w:t>
+            </w:r>
           </w:p>
         </w:tc>
         <w:tc>
@@ -2149,6 +2549,16 @@
               <w:jc w:val="center"/>
             </w:pPr>
             <w:r/>
+            <w:r>
+              <w:rPr>
+                <w:rFonts w:ascii="Calibri" w:hAnsi="Calibri"/>
+                <w:b w:val="0"/>
+                <w:i w:val="0"/>
+                <w:color w:val="C55A11"/>
+                <w:sz w:val="18"/>
+              </w:rPr>
+              <w:t xml:space="preserve">[ ]</w:t>
+            </w:r>
           </w:p>
         </w:tc>
         <w:tc>
@@ -2163,6 +2573,16 @@
               <w:jc w:val="center"/>
             </w:pPr>
             <w:r/>
+            <w:r>
+              <w:rPr>
+                <w:rFonts w:ascii="Calibri" w:hAnsi="Calibri"/>
+                <w:b w:val="0"/>
+                <w:i w:val="0"/>
+                <w:color w:val="C55A11"/>
+                <w:sz w:val="18"/>
+              </w:rPr>
+              <w:t xml:space="preserve">[ ]</w:t>
+            </w:r>
           </w:p>
         </w:tc>
       </w:tr>
@@ -2248,6 +2668,16 @@
               <w:jc w:val="center"/>
             </w:pPr>
             <w:r/>
+            <w:r>
+              <w:rPr>
+                <w:rFonts w:ascii="Calibri" w:hAnsi="Calibri"/>
+                <w:b w:val="0"/>
+                <w:i w:val="0"/>
+                <w:color w:val="C55A11"/>
+                <w:sz w:val="18"/>
+              </w:rPr>
+              <w:t xml:space="preserve">[ ]</w:t>
+            </w:r>
           </w:p>
         </w:tc>
         <w:tc>
@@ -2261,6 +2691,16 @@
               <w:jc w:val="center"/>
             </w:pPr>
             <w:r/>
+            <w:r>
+              <w:rPr>
+                <w:rFonts w:ascii="Calibri" w:hAnsi="Calibri"/>
+                <w:b w:val="0"/>
+                <w:i w:val="0"/>
+                <w:color w:val="C55A11"/>
+                <w:sz w:val="18"/>
+              </w:rPr>
+              <w:t xml:space="preserve">[ ]</w:t>
+            </w:r>
           </w:p>
         </w:tc>
         <w:tc>
@@ -2274,6 +2714,16 @@
               <w:jc w:val="center"/>
             </w:pPr>
             <w:r/>
+            <w:r>
+              <w:rPr>
+                <w:rFonts w:ascii="Calibri" w:hAnsi="Calibri"/>
+                <w:b w:val="0"/>
+                <w:i w:val="0"/>
+                <w:color w:val="C55A11"/>
+                <w:sz w:val="18"/>
+              </w:rPr>
+              <w:t xml:space="preserve">[ ]</w:t>
+            </w:r>
           </w:p>
         </w:tc>
         <w:tc>
@@ -2287,6 +2737,16 @@
               <w:jc w:val="center"/>
             </w:pPr>
             <w:r/>
+            <w:r>
+              <w:rPr>
+                <w:rFonts w:ascii="Calibri" w:hAnsi="Calibri"/>
+                <w:b w:val="0"/>
+                <w:i w:val="0"/>
+                <w:color w:val="C55A11"/>
+                <w:sz w:val="18"/>
+              </w:rPr>
+              <w:t xml:space="preserve">[ ]</w:t>
+            </w:r>
           </w:p>
         </w:tc>
       </w:tr>
@@ -2338,7 +2798,7 @@
                 <w:color w:val="000000"/>
                 <w:sz w:val="18"/>
               </w:rPr>
-              <w:t>Известувањето до МЗ поднесено во рок од 3 работни дена</w:t>
+              <w:t>Ретенционите мостри порамнети (испратени = примени, купувач и продавач на мало)</w:t>
             </w:r>
             <w:r>
               <w:rPr>
@@ -2358,7 +2818,7 @@
                 <w:color w:val="000000"/>
                 <w:sz w:val="14"/>
               </w:rPr>
-              <w:t>MoH notification submitted within 3 working days</w:t>
+              <w:t>Retention samples reconciled (dispatched = received, buyer and retailer)</w:t>
             </w:r>
           </w:p>
         </w:tc>
@@ -2374,6 +2834,16 @@
               <w:jc w:val="center"/>
             </w:pPr>
             <w:r/>
+            <w:r>
+              <w:rPr>
+                <w:rFonts w:ascii="Calibri" w:hAnsi="Calibri"/>
+                <w:b w:val="0"/>
+                <w:i w:val="0"/>
+                <w:color w:val="C55A11"/>
+                <w:sz w:val="18"/>
+              </w:rPr>
+              <w:t xml:space="preserve">[ ]</w:t>
+            </w:r>
           </w:p>
         </w:tc>
         <w:tc>
@@ -2388,6 +2858,16 @@
               <w:jc w:val="center"/>
             </w:pPr>
             <w:r/>
+            <w:r>
+              <w:rPr>
+                <w:rFonts w:ascii="Calibri" w:hAnsi="Calibri"/>
+                <w:b w:val="0"/>
+                <w:i w:val="0"/>
+                <w:color w:val="C55A11"/>
+                <w:sz w:val="18"/>
+              </w:rPr>
+              <w:t xml:space="preserve">[ ]</w:t>
+            </w:r>
           </w:p>
         </w:tc>
         <w:tc>
@@ -2402,6 +2882,16 @@
               <w:jc w:val="center"/>
             </w:pPr>
             <w:r/>
+            <w:r>
+              <w:rPr>
+                <w:rFonts w:ascii="Calibri" w:hAnsi="Calibri"/>
+                <w:b w:val="0"/>
+                <w:i w:val="0"/>
+                <w:color w:val="C55A11"/>
+                <w:sz w:val="18"/>
+              </w:rPr>
+              <w:t xml:space="preserve">[ ]</w:t>
+            </w:r>
           </w:p>
         </w:tc>
         <w:tc>
@@ -2416,6 +2906,16 @@
               <w:jc w:val="center"/>
             </w:pPr>
             <w:r/>
+            <w:r>
+              <w:rPr>
+                <w:rFonts w:ascii="Calibri" w:hAnsi="Calibri"/>
+                <w:b w:val="0"/>
+                <w:i w:val="0"/>
+                <w:color w:val="C55A11"/>
+                <w:sz w:val="18"/>
+              </w:rPr>
+              <w:t xml:space="preserve">[ ]</w:t>
+            </w:r>
           </w:p>
         </w:tc>
       </w:tr>
@@ -2466,7 +2966,7 @@
                 <w:color w:val="000000"/>
                 <w:sz w:val="18"/>
               </w:rPr>
-              <w:t>Сите отстапувања отворени и истражени</w:t>
+              <w:t>Известувањето до МЗ поднесено во рок од 3 работни дена</w:t>
             </w:r>
             <w:r>
               <w:rPr>
@@ -2486,7 +2986,7 @@
                 <w:color w:val="000000"/>
                 <w:sz w:val="14"/>
               </w:rPr>
-              <w:t>All deviations opened and investigated</w:t>
+              <w:t>MoH notification submitted within 3 working days</w:t>
             </w:r>
           </w:p>
         </w:tc>
@@ -2501,6 +3001,16 @@
               <w:jc w:val="center"/>
             </w:pPr>
             <w:r/>
+            <w:r>
+              <w:rPr>
+                <w:rFonts w:ascii="Calibri" w:hAnsi="Calibri"/>
+                <w:b w:val="0"/>
+                <w:i w:val="0"/>
+                <w:color w:val="C55A11"/>
+                <w:sz w:val="18"/>
+              </w:rPr>
+              <w:t xml:space="preserve">[ ]</w:t>
+            </w:r>
           </w:p>
         </w:tc>
         <w:tc>
@@ -2514,6 +3024,16 @@
               <w:jc w:val="center"/>
             </w:pPr>
             <w:r/>
+            <w:r>
+              <w:rPr>
+                <w:rFonts w:ascii="Calibri" w:hAnsi="Calibri"/>
+                <w:b w:val="0"/>
+                <w:i w:val="0"/>
+                <w:color w:val="C55A11"/>
+                <w:sz w:val="18"/>
+              </w:rPr>
+              <w:t xml:space="preserve">[ ]</w:t>
+            </w:r>
           </w:p>
         </w:tc>
         <w:tc>
@@ -2527,6 +3047,16 @@
               <w:jc w:val="center"/>
             </w:pPr>
             <w:r/>
+            <w:r>
+              <w:rPr>
+                <w:rFonts w:ascii="Calibri" w:hAnsi="Calibri"/>
+                <w:b w:val="0"/>
+                <w:i w:val="0"/>
+                <w:color w:val="C55A11"/>
+                <w:sz w:val="18"/>
+              </w:rPr>
+              <w:t xml:space="preserve">[ ]</w:t>
+            </w:r>
           </w:p>
         </w:tc>
         <w:tc>
@@ -2540,6 +3070,16 @@
               <w:jc w:val="center"/>
             </w:pPr>
             <w:r/>
+            <w:r>
+              <w:rPr>
+                <w:rFonts w:ascii="Calibri" w:hAnsi="Calibri"/>
+                <w:b w:val="0"/>
+                <w:i w:val="0"/>
+                <w:color w:val="C55A11"/>
+                <w:sz w:val="18"/>
+              </w:rPr>
+              <w:t xml:space="preserve">[ ]</w:t>
+            </w:r>
           </w:p>
         </w:tc>
       </w:tr>
@@ -2591,6 +3131,174 @@
                 <w:color w:val="000000"/>
                 <w:sz w:val="18"/>
               </w:rPr>
+              <w:t>Сите отстапувања отворени и истражени</w:t>
+            </w:r>
+            <w:r>
+              <w:rPr>
+                <w:rFonts w:ascii="Calibri" w:hAnsi="Calibri"/>
+                <w:b w:val="0"/>
+                <w:i w:val="0"/>
+                <w:color w:val="000000"/>
+                <w:sz w:val="14"/>
+              </w:rPr>
+              <w:t xml:space="preserve"> | </w:t>
+            </w:r>
+            <w:r>
+              <w:rPr>
+                <w:rFonts w:ascii="Calibri" w:hAnsi="Calibri"/>
+                <w:b w:val="0"/>
+                <w:i/>
+                <w:color w:val="000000"/>
+                <w:sz w:val="14"/>
+              </w:rPr>
+              <w:t>All deviations opened and investigated</w:t>
+            </w:r>
+          </w:p>
+        </w:tc>
+        <w:tc>
+          <w:tcPr>
+            <w:shd w:val="clear" w:color="auto" w:fill="F7FAFC"/>
+            <w:vAlign w:val="center"/>
+            <w:tcW w:type="dxa" w:w="1005"/>
+          </w:tcPr>
+          <w:p>
+            <w:pPr>
+              <w:spacing w:before="20" w:after="20"/>
+              <w:jc w:val="center"/>
+            </w:pPr>
+            <w:r/>
+            <w:r>
+              <w:rPr>
+                <w:rFonts w:ascii="Calibri" w:hAnsi="Calibri"/>
+                <w:b w:val="0"/>
+                <w:i w:val="0"/>
+                <w:color w:val="C55A11"/>
+                <w:sz w:val="18"/>
+              </w:rPr>
+              <w:t xml:space="preserve">[ ]</w:t>
+            </w:r>
+          </w:p>
+        </w:tc>
+        <w:tc>
+          <w:tcPr>
+            <w:shd w:val="clear" w:color="auto" w:fill="F7FAFC"/>
+            <w:vAlign w:val="center"/>
+            <w:tcW w:type="dxa" w:w="923"/>
+          </w:tcPr>
+          <w:p>
+            <w:pPr>
+              <w:spacing w:before="20" w:after="20"/>
+              <w:jc w:val="center"/>
+            </w:pPr>
+            <w:r/>
+            <w:r>
+              <w:rPr>
+                <w:rFonts w:ascii="Calibri" w:hAnsi="Calibri"/>
+                <w:b w:val="0"/>
+                <w:i w:val="0"/>
+                <w:color w:val="C55A11"/>
+                <w:sz w:val="18"/>
+              </w:rPr>
+              <w:t xml:space="preserve">[ ]</w:t>
+            </w:r>
+          </w:p>
+        </w:tc>
+        <w:tc>
+          <w:tcPr>
+            <w:shd w:val="clear" w:color="auto" w:fill="F7FAFC"/>
+            <w:vAlign w:val="center"/>
+            <w:tcW w:type="dxa" w:w="553"/>
+          </w:tcPr>
+          <w:p>
+            <w:pPr>
+              <w:spacing w:before="20" w:after="20"/>
+              <w:jc w:val="center"/>
+            </w:pPr>
+            <w:r/>
+            <w:r>
+              <w:rPr>
+                <w:rFonts w:ascii="Calibri" w:hAnsi="Calibri"/>
+                <w:b w:val="0"/>
+                <w:i w:val="0"/>
+                <w:color w:val="C55A11"/>
+                <w:sz w:val="18"/>
+              </w:rPr>
+              <w:t xml:space="preserve">[ ]</w:t>
+            </w:r>
+          </w:p>
+        </w:tc>
+        <w:tc>
+          <w:tcPr>
+            <w:shd w:val="clear" w:color="auto" w:fill="F7FAFC"/>
+            <w:vAlign w:val="center"/>
+            <w:tcW w:type="dxa" w:w="3737"/>
+          </w:tcPr>
+          <w:p>
+            <w:pPr>
+              <w:spacing w:before="20" w:after="20"/>
+              <w:jc w:val="center"/>
+            </w:pPr>
+            <w:r/>
+            <w:r>
+              <w:rPr>
+                <w:rFonts w:ascii="Calibri" w:hAnsi="Calibri"/>
+                <w:b w:val="0"/>
+                <w:i w:val="0"/>
+                <w:color w:val="C55A11"/>
+                <w:sz w:val="18"/>
+              </w:rPr>
+              <w:t xml:space="preserve">[ ]</w:t>
+            </w:r>
+          </w:p>
+        </w:tc>
+      </w:tr>
+      <w:tr>
+        <w:trPr>
+          <w:cantSplit/>
+        </w:trPr>
+        <w:tc>
+          <w:tcPr>
+            <w:shd w:val="clear" w:color="auto" w:fill="F2F2F2"/>
+            <w:vAlign w:val="center"/>
+            <w:tcW w:type="dxa" w:w="510"/>
+          </w:tcPr>
+          <w:p>
+            <w:pPr>
+              <w:spacing w:before="20" w:after="20"/>
+              <w:jc w:val="center"/>
+            </w:pPr>
+            <w:r/>
+            <w:r>
+              <w:rPr>
+                <w:rFonts w:ascii="Calibri" w:hAnsi="Calibri"/>
+                <w:b w:val="0"/>
+                <w:i w:val="0"/>
+                <w:color w:val="000000"/>
+                <w:sz w:val="18"/>
+              </w:rPr>
+              <w:t>15</w:t>
+            </w:r>
+          </w:p>
+        </w:tc>
+        <w:tc>
+          <w:tcPr>
+            <w:vAlign w:val="center"/>
+            <w:tcW w:type="dxa" w:w="3737"/>
+          </w:tcPr>
+          <w:p>
+            <w:pPr>
+              <w:spacing w:before="20" w:after="20"/>
+              <w:jc w:val="center"/>
+            </w:pPr>
+            <w:r/>
+            <w:r>
+              <w:rPr>
+                <w:rFonts w:ascii="Calibri" w:hAnsi="Calibri"/>
+                <w:b w:val="0"/>
+                <w:i w:val="0"/>
+                <w:color w:val="000000"/>
+                <w:sz w:val="18"/>
+              </w:rPr>
               <w:t>Податоците од логерот додадени во трендот на рутата</w:t>
             </w:r>
             <w:r>
@@ -2617,7 +3325,6 @@
         </w:tc>
         <w:tc>
           <w:tcPr>
-            <w:shd w:val="clear" w:color="auto" w:fill="F7FAFC"/>
             <w:vAlign w:val="center"/>
             <w:tcW w:type="dxa" w:w="1005"/>
           </w:tcPr>
@@ -2627,11 +3334,20 @@
               <w:jc w:val="center"/>
             </w:pPr>
             <w:r/>
-          </w:p>
-        </w:tc>
-        <w:tc>
-          <w:tcPr>
-            <w:shd w:val="clear" w:color="auto" w:fill="F7FAFC"/>
+            <w:r>
+              <w:rPr>
+                <w:rFonts w:ascii="Calibri" w:hAnsi="Calibri"/>
+                <w:b w:val="0"/>
+                <w:i w:val="0"/>
+                <w:color w:val="C55A11"/>
+                <w:sz w:val="18"/>
+              </w:rPr>
+              <w:t xml:space="preserve">[ ]</w:t>
+            </w:r>
+          </w:p>
+        </w:tc>
+        <w:tc>
+          <w:tcPr>
             <w:vAlign w:val="center"/>
             <w:tcW w:type="dxa" w:w="923"/>
           </w:tcPr>
@@ -2641,11 +3357,20 @@
               <w:jc w:val="center"/>
             </w:pPr>
             <w:r/>
-          </w:p>
-        </w:tc>
-        <w:tc>
-          <w:tcPr>
-            <w:shd w:val="clear" w:color="auto" w:fill="F7FAFC"/>
+            <w:r>
+              <w:rPr>
+                <w:rFonts w:ascii="Calibri" w:hAnsi="Calibri"/>
+                <w:b w:val="0"/>
+                <w:i w:val="0"/>
+                <w:color w:val="C55A11"/>
+                <w:sz w:val="18"/>
+              </w:rPr>
+              <w:t xml:space="preserve">[ ]</w:t>
+            </w:r>
+          </w:p>
+        </w:tc>
+        <w:tc>
+          <w:tcPr>
             <w:vAlign w:val="center"/>
             <w:tcW w:type="dxa" w:w="553"/>
           </w:tcPr>
@@ -2655,11 +3380,20 @@
               <w:jc w:val="center"/>
             </w:pPr>
             <w:r/>
-          </w:p>
-        </w:tc>
-        <w:tc>
-          <w:tcPr>
-            <w:shd w:val="clear" w:color="auto" w:fill="F7FAFC"/>
+            <w:r>
+              <w:rPr>
+                <w:rFonts w:ascii="Calibri" w:hAnsi="Calibri"/>
+                <w:b w:val="0"/>
+                <w:i w:val="0"/>
+                <w:color w:val="C55A11"/>
+                <w:sz w:val="18"/>
+              </w:rPr>
+              <w:t xml:space="preserve">[ ]</w:t>
+            </w:r>
+          </w:p>
+        </w:tc>
+        <w:tc>
+          <w:tcPr>
             <w:vAlign w:val="center"/>
             <w:tcW w:type="dxa" w:w="3737"/>
           </w:tcPr>
@@ -2669,6 +3403,16 @@
               <w:jc w:val="center"/>
             </w:pPr>
             <w:r/>
+            <w:r>
+              <w:rPr>
+                <w:rFonts w:ascii="Calibri" w:hAnsi="Calibri"/>
+                <w:b w:val="0"/>
+                <w:i w:val="0"/>
+                <w:color w:val="C55A11"/>
+                <w:sz w:val="18"/>
+              </w:rPr>
+              <w:t xml:space="preserve">[ ]</w:t>
+            </w:r>
           </w:p>
         </w:tc>
       </w:tr>
@@ -3022,6 +3766,16 @@
               <w:jc w:val="center"/>
             </w:pPr>
             <w:r/>
+            <w:r>
+              <w:rPr>
+                <w:rFonts w:ascii="Calibri" w:hAnsi="Calibri"/>
+                <w:b w:val="0"/>
+                <w:i w:val="0"/>
+                <w:color w:val="C55A11"/>
+                <w:sz w:val="18"/>
+              </w:rPr>
+              <w:t xml:space="preserve">[ ]</w:t>
+            </w:r>
           </w:p>
         </w:tc>
         <w:tc>
@@ -3036,6 +3790,16 @@
               <w:jc w:val="center"/>
             </w:pPr>
             <w:r/>
+            <w:r>
+              <w:rPr>
+                <w:rFonts w:ascii="Calibri" w:hAnsi="Calibri"/>
+                <w:b w:val="0"/>
+                <w:i w:val="0"/>
+                <w:color w:val="C55A11"/>
+                <w:sz w:val="18"/>
+              </w:rPr>
+              <w:t xml:space="preserve">[ ]</w:t>
+            </w:r>
           </w:p>
         </w:tc>
       </w:tr>
@@ -3126,6 +3890,16 @@
               <w:jc w:val="center"/>
             </w:pPr>
             <w:r/>
+            <w:r>
+              <w:rPr>
+                <w:rFonts w:ascii="Calibri" w:hAnsi="Calibri"/>
+                <w:b w:val="0"/>
+                <w:i w:val="0"/>
+                <w:color w:val="C55A11"/>
+                <w:sz w:val="18"/>
+              </w:rPr>
+              <w:t xml:space="preserve">[ ]</w:t>
+            </w:r>
           </w:p>
         </w:tc>
         <w:tc>
@@ -3141,6 +3915,16 @@
               <w:jc w:val="center"/>
             </w:pPr>
             <w:r/>
+            <w:r>
+              <w:rPr>
+                <w:rFonts w:ascii="Calibri" w:hAnsi="Calibri"/>
+                <w:b w:val="0"/>
+                <w:i w:val="0"/>
+                <w:color w:val="C55A11"/>
+                <w:sz w:val="18"/>
+              </w:rPr>
+              <w:t xml:space="preserve">[ ]</w:t>
+            </w:r>
           </w:p>
         </w:tc>
       </w:tr>
@@ -3185,6 +3969,16 @@
               <w:jc w:val="center"/>
             </w:pPr>
             <w:r/>
+            <w:r>
+              <w:rPr>
+                <w:rFonts w:ascii="Calibri" w:hAnsi="Calibri"/>
+                <w:b w:val="0"/>
+                <w:i w:val="0"/>
+                <w:color w:val="C55A11"/>
+                <w:sz w:val="18"/>
+              </w:rPr>
+              <w:t xml:space="preserve">[ ]</w:t>
+            </w:r>
           </w:p>
         </w:tc>
         <w:tc>
@@ -3199,6 +3993,16 @@
               <w:jc w:val="center"/>
             </w:pPr>
             <w:r/>
+            <w:r>
+              <w:rPr>
+                <w:rFonts w:ascii="Calibri" w:hAnsi="Calibri"/>
+                <w:b w:val="0"/>
+                <w:i w:val="0"/>
+                <w:color w:val="C55A11"/>
+                <w:sz w:val="18"/>
+              </w:rPr>
+              <w:t xml:space="preserve">[ ]</w:t>
+            </w:r>
           </w:p>
         </w:tc>
         <w:tc>
@@ -3213,6 +4017,16 @@
               <w:jc w:val="center"/>
             </w:pPr>
             <w:r/>
+            <w:r>
+              <w:rPr>
+                <w:rFonts w:ascii="Calibri" w:hAnsi="Calibri"/>
+                <w:b w:val="0"/>
+                <w:i w:val="0"/>
+                <w:color w:val="C55A11"/>
+                <w:sz w:val="18"/>
+              </w:rPr>
+              <w:t xml:space="preserve">[ ]</w:t>
+            </w:r>
           </w:p>
         </w:tc>
       </w:tr>
@@ -3303,6 +4117,16 @@
               <w:jc w:val="center"/>
             </w:pPr>
             <w:r/>
+            <w:r>
+              <w:rPr>
+                <w:rFonts w:ascii="Calibri" w:hAnsi="Calibri"/>
+                <w:b w:val="0"/>
+                <w:i w:val="0"/>
+                <w:color w:val="C55A11"/>
+                <w:sz w:val="18"/>
+              </w:rPr>
+              <w:t xml:space="preserve">[ ]</w:t>
+            </w:r>
           </w:p>
         </w:tc>
         <w:tc>
@@ -3318,6 +4142,16 @@
               <w:jc w:val="center"/>
             </w:pPr>
             <w:r/>
+            <w:r>
+              <w:rPr>
+                <w:rFonts w:ascii="Calibri" w:hAnsi="Calibri"/>
+                <w:b w:val="0"/>
+                <w:i w:val="0"/>
+                <w:color w:val="C55A11"/>
+                <w:sz w:val="18"/>
+              </w:rPr>
+              <w:t xml:space="preserve">[ ]</w:t>
+            </w:r>
           </w:p>
         </w:tc>
       </w:tr>
@@ -3406,6 +4240,16 @@
               <w:jc w:val="center"/>
             </w:pPr>
             <w:r/>
+            <w:r>
+              <w:rPr>
+                <w:rFonts w:ascii="Calibri" w:hAnsi="Calibri"/>
+                <w:b w:val="0"/>
+                <w:i w:val="0"/>
+                <w:color w:val="C55A11"/>
+                <w:sz w:val="18"/>
+              </w:rPr>
+              <w:t xml:space="preserve">[ ]</w:t>
+            </w:r>
           </w:p>
         </w:tc>
         <w:tc>
@@ -3420,6 +4264,16 @@
               <w:jc w:val="center"/>
             </w:pPr>
             <w:r/>
+            <w:r>
+              <w:rPr>
+                <w:rFonts w:ascii="Calibri" w:hAnsi="Calibri"/>
+                <w:b w:val="0"/>
+                <w:i w:val="0"/>
+                <w:color w:val="C55A11"/>
+                <w:sz w:val="18"/>
+              </w:rPr>
+              <w:t xml:space="preserve">[ ]</w:t>
+            </w:r>
           </w:p>
         </w:tc>
       </w:tr>
@@ -3527,6 +4381,16 @@
               <w:jc w:val="center"/>
             </w:pPr>
             <w:r/>
+            <w:r>
+              <w:rPr>
+                <w:rFonts w:ascii="Calibri" w:hAnsi="Calibri"/>
+                <w:b w:val="0"/>
+                <w:i w:val="0"/>
+                <w:color w:val="C55A11"/>
+                <w:sz w:val="18"/>
+              </w:rPr>
+              <w:t xml:space="preserve">[ ]</w:t>
+            </w:r>
           </w:p>
         </w:tc>
         <w:tc>
@@ -3541,6 +4405,16 @@
               <w:jc w:val="center"/>
             </w:pPr>
             <w:r/>
+            <w:r>
+              <w:rPr>
+                <w:rFonts w:ascii="Calibri" w:hAnsi="Calibri"/>
+                <w:b w:val="0"/>
+                <w:i w:val="0"/>
+                <w:color w:val="C55A11"/>
+                <w:sz w:val="18"/>
+              </w:rPr>
+              <w:t xml:space="preserve">[ ]</w:t>
+            </w:r>
           </w:p>
         </w:tc>
       </w:tr>
@@ -3978,6 +4852,16 @@
               <w:jc w:val="center"/>
             </w:pPr>
             <w:r/>
+            <w:r>
+              <w:rPr>
+                <w:rFonts w:ascii="Calibri" w:hAnsi="Calibri"/>
+                <w:b w:val="0"/>
+                <w:i w:val="0"/>
+                <w:color w:val="C55A11"/>
+                <w:sz w:val="20"/>
+              </w:rPr>
+              <w:t xml:space="preserve">[ ]</w:t>
+            </w:r>
           </w:p>
         </w:tc>
       </w:tr>
@@ -4040,6 +4924,16 @@
               <w:jc w:val="center"/>
             </w:pPr>
             <w:r/>
+            <w:r>
+              <w:rPr>
+                <w:rFonts w:ascii="Calibri" w:hAnsi="Calibri"/>
+                <w:b w:val="0"/>
+                <w:i w:val="0"/>
+                <w:color w:val="C55A11"/>
+                <w:sz w:val="20"/>
+              </w:rPr>
+              <w:t xml:space="preserve">[ ]</w:t>
+            </w:r>
           </w:p>
         </w:tc>
       </w:tr>
@@ -4319,6 +5213,16 @@
               <w:jc w:val="center"/>
             </w:pPr>
             <w:r/>
+            <w:r>
+              <w:rPr>
+                <w:rFonts w:ascii="Calibri" w:hAnsi="Calibri"/>
+                <w:b w:val="0"/>
+                <w:i w:val="0"/>
+                <w:color w:val="C55A11"/>
+                <w:sz w:val="18"/>
+              </w:rPr>
+              <w:t xml:space="preserve">[ ]</w:t>
+            </w:r>
           </w:p>
         </w:tc>
         <w:tc>
@@ -4333,6 +5237,16 @@
               <w:jc w:val="center"/>
             </w:pPr>
             <w:r/>
+            <w:r>
+              <w:rPr>
+                <w:rFonts w:ascii="Calibri" w:hAnsi="Calibri"/>
+                <w:b w:val="0"/>
+                <w:i w:val="0"/>
+                <w:color w:val="C55A11"/>
+                <w:sz w:val="18"/>
+              </w:rPr>
+              <w:t xml:space="preserve">[ ]</w:t>
+            </w:r>
           </w:p>
         </w:tc>
         <w:tc>
@@ -4347,6 +5261,16 @@
               <w:jc w:val="center"/>
             </w:pPr>
             <w:r/>
+            <w:r>
+              <w:rPr>
+                <w:rFonts w:ascii="Calibri" w:hAnsi="Calibri"/>
+                <w:b w:val="0"/>
+                <w:i w:val="0"/>
+                <w:color w:val="C55A11"/>
+                <w:sz w:val="18"/>
+              </w:rPr>
+              <w:t xml:space="preserve">[ ]</w:t>
+            </w:r>
           </w:p>
         </w:tc>
       </w:tr>
@@ -4410,6 +5334,16 @@
               <w:jc w:val="center"/>
             </w:pPr>
             <w:r/>
+            <w:r>
+              <w:rPr>
+                <w:rFonts w:ascii="Calibri" w:hAnsi="Calibri"/>
+                <w:b w:val="0"/>
+                <w:i w:val="0"/>
+                <w:color w:val="C55A11"/>
+                <w:sz w:val="18"/>
+              </w:rPr>
+              <w:t xml:space="preserve">[ ]</w:t>
+            </w:r>
           </w:p>
         </w:tc>
         <w:tc>
@@ -4424,6 +5358,16 @@
               <w:jc w:val="center"/>
             </w:pPr>
             <w:r/>
+            <w:r>
+              <w:rPr>
+                <w:rFonts w:ascii="Calibri" w:hAnsi="Calibri"/>
+                <w:b w:val="0"/>
+                <w:i w:val="0"/>
+                <w:color w:val="C55A11"/>
+                <w:sz w:val="18"/>
+              </w:rPr>
+              <w:t xml:space="preserve">[ ]</w:t>
+            </w:r>
           </w:p>
         </w:tc>
         <w:tc>
@@ -4438,6 +5382,16 @@
               <w:jc w:val="center"/>
             </w:pPr>
             <w:r/>
+            <w:r>
+              <w:rPr>
+                <w:rFonts w:ascii="Calibri" w:hAnsi="Calibri"/>
+                <w:b w:val="0"/>
+                <w:i w:val="0"/>
+                <w:color w:val="C55A11"/>
+                <w:sz w:val="18"/>
+              </w:rPr>
+              <w:t xml:space="preserve">[ ]</w:t>
+            </w:r>
           </w:p>
         </w:tc>
       </w:tr>
